--- a/courts/eighth-circuit/minnesota/state/supreme-court/petition-for-discretionary-review/usage/OUTPUT-petition-for-discretionary-review.docx
+++ b/courts/eighth-circuit/minnesota/state/supreme-court/petition-for-discretionary-review/usage/OUTPUT-petition-for-discretionary-review.docx
@@ -638,9 +638,7 @@
               <w:t xml:space="preserve"> </w:t>
             </w:r>
             <w:r>
-              <w:t xml:space="preserve">A23</w:t>
-              <w:noBreakHyphen/>
-              <w:t xml:space="preserve">1940</w:t>
+              <w:t xml:space="preserve">A23-⁠1940</w:t>
             </w:r>
           </w:p>
           <w:p>
@@ -1254,7 +1252,7 @@
         <w:pStyle w:val="XdQuoteOnly"/>
       </w:pPr>
       <w:r>
-        <w:t xml:space="preserve">[T]he very fact that probation and conditional release did not exist in 1858 means that release from incarceration was the completion of a sentence. Accordingly . . . . one way to interpret the framers’ understanding of the phrase “unless restored to civil rights” is that restoration occurs upon completion of the sentence.</w:t>
+        <w:t xml:space="preserve">[T]he very fact that probation and conditional release did not exist in 1858 means that release from incarceration was the completion of a sentence. Accordingly ⁠. ⁠. ⁠. ⁠. one way to interpret the framers’ understanding of the phrase “unless restored to civil rights” is that restoration occurs upon completion of the sentence.</w:t>
       </w:r>
     </w:p>
     <w:p>
@@ -1721,7 +1719,7 @@
         <w:pStyle w:val="BodyText"/>
       </w:pPr>
       <w:r>
-        <w:t xml:space="preserve">Petitioners are taxpayers who object to the Respondents exceeding their constitutional authority by enabling and permitting voting by convicted felons whose civil rights have not been restored. Docs. 1 (Petition ¶¶ 26–29, 40–42), 41–43 (Petitioners’ declarations).</w:t>
+        <w:t xml:space="preserve">Petitioners are taxpayers who object to the Respondents exceeding their constitutional authority by enabling and permitting voting by convicted felons whose civil rights have not been restored. Docs. 1 (Petition ¶¶ 26–⁠29, 40–42), 41–43 (Petitioners’ declarations).</w:t>
       </w:r>
     </w:p>
     <w:p>
@@ -2700,7 +2698,7 @@
         <w:t xml:space="preserve"> </w:t>
       </w:r>
       <w:r>
-        <w:t xml:space="preserve">resolved whether the Legislature could condition the restoration of the right to vote to felons on the discharge of the felony sentence, or “whether Article VII, Section 1, requires that persons convicted of a felony be restored to the right to vote upon being released or excused from incarceration . . . .” 985 N.W.2d at 533.</w:t>
+        <w:t xml:space="preserve">resolved whether the Legislature could condition the restoration of the right to vote to felons on the discharge of the felony sentence, or “whether Article VII, Section 1, requires that persons convicted of a felony be restored to the right to vote upon being released or excused from incarceration ⁠. ⁠. ⁠. ⁠.” 985 N.W.2d at 533.</w:t>
       </w:r>
     </w:p>
     <w:p>
@@ -3990,19 +3988,7 @@
         <w:t xml:space="preserve">DSCC &amp; DCCC v. Simon</w:t>
       </w:r>
       <w:r>
-        <w:t xml:space="preserve">, No. 62-CV</w:t>
-      </w:r>
-      <w:r>
-        <w:noBreakHyphen/>
-      </w:r>
-      <w:r>
-        <w:t xml:space="preserve">20</w:t>
-      </w:r>
-      <w:r>
-        <w:noBreakHyphen/>
-      </w:r>
-      <w:r>
-        <w:t xml:space="preserve">585, 2020 Minn. Dist. LEXIS 220, at *54 (July 28, 2020) (following</w:t>
+        <w:t xml:space="preserve">, No. 62-CV-⁠20-⁠585, 2020 Minn. Dist. LEXIS 220, at *54 (July 28, 2020) (following</w:t>
       </w:r>
       <w:r>
         <w:t xml:space="preserve"> </w:t>
@@ -4031,19 +4017,7 @@
         <w:t xml:space="preserve">Doe v. Minnesota</w:t>
       </w:r>
       <w:r>
-        <w:t xml:space="preserve">, No. 62-CV</w:t>
-      </w:r>
-      <w:r>
-        <w:noBreakHyphen/>
-      </w:r>
-      <w:r>
-        <w:t xml:space="preserve">19</w:t>
-      </w:r>
-      <w:r>
-        <w:noBreakHyphen/>
-      </w:r>
-      <w:r>
-        <w:t xml:space="preserve">3868, 2023 Minn. Dist. LEXIS 4731, at *38 (Mar. 14, 2023) (same).</w:t>
+        <w:t xml:space="preserve">, No. 62-CV-⁠19-⁠3868, 2023 Minn. Dist. LEXIS 4731, at *38 (Mar. 14, 2023) (same).</w:t>
       </w:r>
     </w:p>
     <w:p>
@@ -4397,9 +4371,7 @@
               <w:t xml:space="preserve"> </w:t>
             </w:r>
             <w:r>
-              <w:t xml:space="preserve">428</w:t>
-              <w:noBreakHyphen/>
-              <w:t xml:space="preserve">7000</w:t>
+              <w:t xml:space="preserve">428-⁠7000</w:t>
             </w:r>
           </w:p>
           <w:p>
@@ -4721,7 +4693,7 @@
         <w:t xml:space="preserve"> </w:t>
       </w:r>
       <w:r>
-        <w:t xml:space="preserve">Under Minnesota law, for all purposes except as deemed by chapter 62 of the Felon Voting Law, those on work release are deemed incarcerated. Minn. Stat. § 241.26 (“Release under this subdivision is an extension of the limits of confinement . . . .”); Minn. Stat. § 244.01, subd. 2 (defining “inmate” as inclusive of those on work release); Minn. Stat. § 244.065 (referring to section 241.26); Minn. Stat. § 631.425, subd. 3 (“an inmate employed”), subd. 4 (confinement when not employed), subd. 5 (earnings collected by government and garnished for some purposes), subd. 7 (remand to “actual confinement” for violations of condition of work release).</w:t>
+        <w:t xml:space="preserve">Under Minnesota law, for all purposes except as deemed by chapter 62 of the Felon Voting Law, those on work release are deemed incarcerated. Minn. Stat. § 241.26 (“Release under this subdivision is an extension of the limits of confinement ⁠. ⁠. ⁠. ⁠.”); Minn. Stat. § 244.01, subd. 2 (defining “inmate” as inclusive of those on work release); Minn. Stat. § 244.065 (referring to section 241.26); Minn. Stat. § 631.425, subd. 3 (“an inmate employed”), subd. 4 (confinement when not employed), subd. 5 (earnings collected by government and garnished for some purposes), subd. 7 (remand to “actual confinement” for violations of condition of work release).</w:t>
       </w:r>
     </w:p>
   </w:footnote>
@@ -4753,13 +4725,7 @@
         <w:t xml:space="preserve">Growe v. Simon</w:t>
       </w:r>
       <w:r>
-        <w:t xml:space="preserve">, No. A23</w:t>
-      </w:r>
-      <w:r>
-        <w:noBreakHyphen/>
-      </w:r>
-      <w:r>
-        <w:t xml:space="preserve">1354 (Minn. Nov. 8, 2023). Regardless of whether timing is of the essence for the U.S. presidential primary, the later August primary is not merely an internal party election, and the general election is certainly not.</w:t>
+        <w:t xml:space="preserve">, No. A23-⁠1354 (Minn. Nov. 8, 2023). Regardless of whether timing is of the essence for the U.S. presidential primary, the later August primary is not merely an internal party election, and the general election is certainly not.</w:t>
       </w:r>
     </w:p>
   </w:footnote>
@@ -5399,7 +5365,7 @@
     <w:qFormat/>
     <w:pPr>
       <w:keepLines/>
-      <w:spacing w:before="0" w:after="140" w:line="299" w:lineRule="exact"/>
+      <w:spacing w:before="23" w:after="140" w:line="299" w:lineRule="exact"/>
     </w:pPr>
     <w:rPr>
       <w:sz w:val="26"/>
@@ -5649,6 +5615,33 @@
     <w:pPr>
       <w:spacing w:before="0" w:after="0" w:line="598" w:lineRule="exact"/>
       <w:ind w:left="2160" w:hanging="720"/>
+    </w:pPr>
+  </w:style>
+  <w:style w:type="paragraph" w:customStyle="1" w:styleId="XdQuoteList1">
+    <w:name w:val="Xd Quote List 1"/>
+    <w:basedOn w:val="Normal"/>
+    <w:qFormat/>
+    <w:pPr>
+      <w:spacing w:before="0" w:after="0" w:line="299" w:lineRule="exact"/>
+      <w:ind w:left="1440" w:right="720" w:hanging="720"/>
+    </w:pPr>
+  </w:style>
+  <w:style w:type="paragraph" w:customStyle="1" w:styleId="XdQuoteList2">
+    <w:name w:val="Xd Quote List 2"/>
+    <w:basedOn w:val="Normal"/>
+    <w:qFormat/>
+    <w:pPr>
+      <w:spacing w:before="0" w:after="0" w:line="299" w:lineRule="exact"/>
+      <w:ind w:left="2160" w:right="720" w:hanging="720"/>
+    </w:pPr>
+  </w:style>
+  <w:style w:type="paragraph" w:customStyle="1" w:styleId="XdQuoteList3">
+    <w:name w:val="Xd Quote List 3"/>
+    <w:basedOn w:val="Normal"/>
+    <w:qFormat/>
+    <w:pPr>
+      <w:spacing w:before="0" w:after="0" w:line="299" w:lineRule="exact"/>
+      <w:ind w:left="2880" w:right="720" w:hanging="720"/>
     </w:pPr>
   </w:style>
   <w:style w:type="paragraph" w:customStyle="1" w:styleId="XdQuoteOnly">
